--- a/src/OpenXmlHtml.Tests/WordStyleComboTests.FullFeatureDocx.DotNet.verified.docx
+++ b/src/OpenXmlHtml.Tests/WordStyleComboTests.FullFeatureDocx.DotNet.verified.docx
@@ -450,6 +450,11 @@
       </w:r>
     </w:p>
     <w:p>
+      <w:pPr>
+        <w:spacing w:line="360" w:lineRule="auto"/>
+        <w:ind w:left="720" w:right="720"/>
+        <w:jc w:val="both"/>
+      </w:pPr>
       <w:r>
         <w:t xml:space="preserve">This section uses combined CSS: justified text, custom margins on all sides, and 150% line spacing. It demonstrates that </w:t>
       </w:r>

--- a/src/OpenXmlHtml.Tests/WordStyleComboTests.FullFeatureDocx.DotNet.verified.docx
+++ b/src/OpenXmlHtml.Tests/WordStyleComboTests.FullFeatureDocx.DotNet.verified.docx
@@ -597,12 +597,10 @@
       </w:r>
     </w:p>
     <w:p>
+      <w:pPr>
+        <w:pStyle w:val="Heading2"/>
+      </w:pPr>
       <w:bookmarkStart w:name="appendix" w:id="1"/>
-    </w:p>
-    <w:p>
-      <w:pPr>
-        <w:pStyle w:val="Heading2"/>
-      </w:pPr>
       <w:r>
         <w:rPr>
           <w:b/>
@@ -638,8 +636,6 @@
       <w:r>
         <w:t xml:space="preserve">.</w:t>
       </w:r>
-    </w:p>
-    <w:p>
       <w:bookmarkEnd w:id="1"/>
     </w:p>
   </w:body>

--- a/src/OpenXmlHtml.Tests/WordStyleComboTests.FullFeatureDocx.DotNet.verified.docx
+++ b/src/OpenXmlHtml.Tests/WordStyleComboTests.FullFeatureDocx.DotNet.verified.docx
@@ -558,11 +558,15 @@
     </w:p>
     <w:p>
       <w:r>
-        <w:t xml:space="preserve">Appendix A: Raw Data
-Q1: 12300000
-Q2: 14100000
-Q3: 13800000
-Q4: 16200000</w:t>
+        <w:t xml:space="preserve">Appendix A: Raw Data</w:t>
+        <w:br/>
+        <w:t xml:space="preserve">Q1: 12300000</w:t>
+        <w:br/>
+        <w:t xml:space="preserve">Q2: 14100000</w:t>
+        <w:br/>
+        <w:t xml:space="preserve">Q3: 13800000</w:t>
+        <w:br/>
+        <w:t xml:space="preserve">Q4: 16200000</w:t>
       </w:r>
     </w:p>
     <w:p>

--- a/src/OpenXmlHtml.Tests/WordStyleComboTests.FullFeatureDocx.DotNet.verified.docx
+++ b/src/OpenXmlHtml.Tests/WordStyleComboTests.FullFeatureDocx.DotNet.verified.docx
@@ -153,6 +153,9 @@
         <w:tc>
           <w:tcPr/>
           <w:p>
+            <w:pPr>
+              <w:jc w:val="right"/>
+            </w:pPr>
             <w:r>
               <w:t xml:space="preserve">$12.3M</w:t>
             </w:r>
@@ -180,6 +183,9 @@
         <w:tc>
           <w:tcPr/>
           <w:p>
+            <w:pPr>
+              <w:jc w:val="right"/>
+            </w:pPr>
             <w:r>
               <w:t xml:space="preserve">$14.1M</w:t>
             </w:r>
@@ -207,6 +213,9 @@
         <w:tc>
           <w:tcPr/>
           <w:p>
+            <w:pPr>
+              <w:jc w:val="right"/>
+            </w:pPr>
             <w:r>
               <w:t xml:space="preserve">$13.8M</w:t>
             </w:r>
@@ -234,6 +243,9 @@
         <w:tc>
           <w:tcPr/>
           <w:p>
+            <w:pPr>
+              <w:jc w:val="right"/>
+            </w:pPr>
             <w:r>
               <w:t xml:space="preserve">$16.2M</w:t>
             </w:r>

--- a/src/OpenXmlHtml.Tests/WordStyleComboTests.FullFeatureDocx.DotNet.verified.docx
+++ b/src/OpenXmlHtml.Tests/WordStyleComboTests.FullFeatureDocx.DotNet.verified.docx
@@ -153,6 +153,9 @@
         <w:tc>
           <w:tcPr/>
           <w:p>
+            <w:pPr>
+              <w:jc w:val="right"/>
+            </w:pPr>
             <w:r>
               <w:t xml:space="preserve">$12.3M</w:t>
             </w:r>
@@ -180,6 +183,9 @@
         <w:tc>
           <w:tcPr/>
           <w:p>
+            <w:pPr>
+              <w:jc w:val="right"/>
+            </w:pPr>
             <w:r>
               <w:t xml:space="preserve">$14.1M</w:t>
             </w:r>
@@ -207,6 +213,9 @@
         <w:tc>
           <w:tcPr/>
           <w:p>
+            <w:pPr>
+              <w:jc w:val="right"/>
+            </w:pPr>
             <w:r>
               <w:t xml:space="preserve">$13.8M</w:t>
             </w:r>
@@ -234,6 +243,9 @@
         <w:tc>
           <w:tcPr/>
           <w:p>
+            <w:pPr>
+              <w:jc w:val="right"/>
+            </w:pPr>
             <w:r>
               <w:t xml:space="preserve">$16.2M</w:t>
             </w:r>
@@ -450,6 +462,11 @@
       </w:r>
     </w:p>
     <w:p>
+      <w:pPr>
+        <w:spacing w:line="360" w:lineRule="auto"/>
+        <w:ind w:left="720" w:right="720"/>
+        <w:jc w:val="both"/>
+      </w:pPr>
       <w:r>
         <w:t xml:space="preserve">This section uses combined CSS: justified text, custom margins on all sides, and 150% line spacing. It demonstrates that </w:t>
       </w:r>

--- a/src/OpenXmlHtml.Tests/WordStyleComboTests.FullFeatureDocx.DotNet.verified.docx
+++ b/src/OpenXmlHtml.Tests/WordStyleComboTests.FullFeatureDocx.DotNet.verified.docx
@@ -575,11 +575,15 @@
     </w:p>
     <w:p>
       <w:r>
-        <w:t xml:space="preserve">Appendix A: Raw Data
-Q1: 12300000
-Q2: 14100000
-Q3: 13800000
-Q4: 16200000</w:t>
+        <w:t xml:space="preserve">Appendix A: Raw Data</w:t>
+        <w:br/>
+        <w:t xml:space="preserve">Q1: 12300000</w:t>
+        <w:br/>
+        <w:t xml:space="preserve">Q2: 14100000</w:t>
+        <w:br/>
+        <w:t xml:space="preserve">Q3: 13800000</w:t>
+        <w:br/>
+        <w:t xml:space="preserve">Q4: 16200000</w:t>
       </w:r>
     </w:p>
     <w:p>

--- a/src/OpenXmlHtml.Tests/WordStyleComboTests.FullFeatureDocx.DotNet.verified.docx
+++ b/src/OpenXmlHtml.Tests/WordStyleComboTests.FullFeatureDocx.DotNet.verified.docx
@@ -618,12 +618,10 @@
       </w:r>
     </w:p>
     <w:p>
+      <w:pPr>
+        <w:pStyle w:val="Heading2"/>
+      </w:pPr>
       <w:bookmarkStart w:name="appendix" w:id="1"/>
-    </w:p>
-    <w:p>
-      <w:pPr>
-        <w:pStyle w:val="Heading2"/>
-      </w:pPr>
       <w:r>
         <w:rPr>
           <w:b/>
@@ -659,8 +657,6 @@
       <w:r>
         <w:t xml:space="preserve">.</w:t>
       </w:r>
-    </w:p>
-    <w:p>
       <w:bookmarkEnd w:id="1"/>
     </w:p>
   </w:body>

--- a/src/OpenXmlHtml.Tests/WordStyleComboTests.FullFeatureDocx.DotNet.verified.docx
+++ b/src/OpenXmlHtml.Tests/WordStyleComboTests.FullFeatureDocx.DotNet.verified.docx
@@ -378,7 +378,7 @@
         <w:pStyle w:val="ListParagraph"/>
         <w:numPr>
           <w:ilvl w:val="1"/>
-          <w:numId w:val="6"/>
+          <w:numId w:val="5"/>
         </w:numPr>
         <w:contextualSpacing/>
       </w:pPr>
@@ -391,7 +391,7 @@
         <w:pStyle w:val="ListParagraph"/>
         <w:numPr>
           <w:ilvl w:val="1"/>
-          <w:numId w:val="6"/>
+          <w:numId w:val="5"/>
         </w:numPr>
         <w:contextualSpacing/>
       </w:pPr>
@@ -918,98 +918,20 @@
       </p2:pPr>
     </p2:lvl>
   </abstractNum>
-  <abstractNum xmlns:p2="http://schemas.openxmlformats.org/wordprocessingml/2006/main" p2:abstractNumId="2">
-    <p2:multiLevelType p2:val="hybridMultilevel"/>
-    <p2:lvl p2:ilvl="0">
-      <p2:start p2:val="1"/>
-      <p2:numFmt p2:val="decimal"/>
-      <p2:lvlText p2:val="%1."/>
-      <p2:lvlJc p2:val="left"/>
-      <p2:pPr>
-        <p2:ind p2:left="480" p2:hanging="240"/>
-      </p2:pPr>
-    </p2:lvl>
-    <p2:lvl p2:ilvl="1">
-      <p2:start p2:val="1"/>
-      <p2:numFmt p2:val="decimal"/>
-      <p2:lvlText p2:val="%2."/>
-      <p2:lvlJc p2:val="left"/>
-      <p2:pPr>
-        <p2:ind p2:left="960" p2:hanging="240"/>
-      </p2:pPr>
-    </p2:lvl>
-    <p2:lvl p2:ilvl="2">
-      <p2:start p2:val="1"/>
-      <p2:numFmt p2:val="decimal"/>
-      <p2:lvlText p2:val="%3."/>
-      <p2:lvlJc p2:val="left"/>
-      <p2:pPr>
-        <p2:ind p2:left="1440" p2:hanging="240"/>
-      </p2:pPr>
-    </p2:lvl>
-    <p2:lvl p2:ilvl="3">
-      <p2:start p2:val="1"/>
-      <p2:numFmt p2:val="decimal"/>
-      <p2:lvlText p2:val="%4."/>
-      <p2:lvlJc p2:val="left"/>
-      <p2:pPr>
-        <p2:ind p2:left="1920" p2:hanging="240"/>
-      </p2:pPr>
-    </p2:lvl>
-    <p2:lvl p2:ilvl="4">
-      <p2:start p2:val="1"/>
-      <p2:numFmt p2:val="decimal"/>
-      <p2:lvlText p2:val="%5."/>
-      <p2:lvlJc p2:val="left"/>
-      <p2:pPr>
-        <p2:ind p2:left="2400" p2:hanging="240"/>
-      </p2:pPr>
-    </p2:lvl>
-    <p2:lvl p2:ilvl="5">
-      <p2:start p2:val="1"/>
-      <p2:numFmt p2:val="decimal"/>
-      <p2:lvlText p2:val="%6."/>
-      <p2:lvlJc p2:val="left"/>
-      <p2:pPr>
-        <p2:ind p2:left="2880" p2:hanging="240"/>
-      </p2:pPr>
-    </p2:lvl>
-    <p2:lvl p2:ilvl="6">
-      <p2:start p2:val="1"/>
-      <p2:numFmt p2:val="decimal"/>
-      <p2:lvlText p2:val="%7."/>
-      <p2:lvlJc p2:val="left"/>
-      <p2:pPr>
-        <p2:ind p2:left="3360" p2:hanging="240"/>
-      </p2:pPr>
-    </p2:lvl>
-    <p2:lvl p2:ilvl="7">
-      <p2:start p2:val="1"/>
-      <p2:numFmt p2:val="decimal"/>
-      <p2:lvlText p2:val="%8."/>
-      <p2:lvlJc p2:val="left"/>
-      <p2:pPr>
-        <p2:ind p2:left="3840" p2:hanging="240"/>
-      </p2:pPr>
-    </p2:lvl>
-    <p2:lvl p2:ilvl="8">
-      <p2:start p2:val="1"/>
-      <p2:numFmt p2:val="decimal"/>
-      <p2:lvlText p2:val="%9."/>
-      <p2:lvlJc p2:val="left"/>
-      <p2:pPr>
-        <p2:ind p2:left="4320" p2:hanging="240"/>
-      </p2:pPr>
-    </p2:lvl>
-  </abstractNum>
   <num xmlns:p2="http://schemas.openxmlformats.org/wordprocessingml/2006/main" p2:numId="2">
     <p2:abstractNumId p2:val="1"/>
+    <p2:lvlOverride p2:ilvl="0">
+      <p2:startOverride p2:val="1"/>
+    </p2:lvlOverride>
   </num>
   <num xmlns:p2="http://schemas.openxmlformats.org/wordprocessingml/2006/main" p2:numId="4">
     <p2:abstractNumId p2:val="0"/>
   </num>
-  <num xmlns:p2="http://schemas.openxmlformats.org/wordprocessingml/2006/main" p2:numId="6">
-    <p2:abstractNumId p2:val="2"/>
+  <num xmlns:p2="http://schemas.openxmlformats.org/wordprocessingml/2006/main" p2:numId="5">
+    <p2:abstractNumId p2:val="1"/>
+    <p2:lvlOverride p2:ilvl="1">
+      <p2:startOverride p2:val="1"/>
+    </p2:lvlOverride>
   </num>
 </numbering>
 </file>

--- a/src/OpenXmlHtml.Tests/WordStyleComboTests.FullFeatureDocx.DotNet.verified.docx
+++ b/src/OpenXmlHtml.Tests/WordStyleComboTests.FullFeatureDocx.DotNet.verified.docx
@@ -32,7 +32,7 @@
         <w:ind w:firstLine="720"/>
       </w:pPr>
       <w:r>
-        <w:t xml:space="preserve"> This report covers the </w:t>
+        <w:t xml:space="preserve">This report covers the </w:t>
       </w:r>
       <w:r>
         <w:rPr>
@@ -60,7 +60,7 @@
         <w:t xml:space="preserve">cloud services</w:t>
       </w:r>
       <w:r>
-        <w:t xml:space="preserve"> division. </w:t>
+        <w:t xml:space="preserve"> division.</w:t>
       </w:r>
     </w:p>
     <w:p>
@@ -290,7 +290,7 @@
         <w:t xml:space="preserve">Cloud expansion</w:t>
       </w:r>
       <w:r>
-        <w:t xml:space="preserve"> — migrate remaining on-prem clients </w:t>
+        <w:t xml:space="preserve"> — migrate remaining on-prem clients</w:t>
       </w:r>
     </w:p>
     <w:p>
@@ -338,11 +338,6 @@
       </w:r>
     </w:p>
     <w:p>
-      <w:r>
-        <w:t xml:space="preserve"> </w:t>
-      </w:r>
-    </w:p>
-    <w:p>
       <w:pPr>
         <w:pStyle w:val="ListParagraph"/>
         <w:numPr>
@@ -370,7 +365,7 @@
         <w:footnoteReference w:id="1"/>
       </w:r>
       <w:r>
-        <w:t xml:space="preserve"> capabilities </w:t>
+        <w:t xml:space="preserve"> capabilities</w:t>
       </w:r>
     </w:p>
     <w:p>
@@ -400,11 +395,6 @@
       </w:r>
     </w:p>
     <w:p>
-      <w:r>
-        <w:t xml:space="preserve"> </w:t>
-      </w:r>
-    </w:p>
-    <w:p>
       <w:pPr>
         <w:pStyle w:val="ListParagraph"/>
         <w:numPr>
@@ -443,7 +433,7 @@
     </w:p>
     <w:p>
       <w:r>
-        <w:t xml:space="preserve"> Market volatility and regulatory changes remain the </w:t>
+        <w:t xml:space="preserve">Market volatility and regulatory changes remain the </w:t>
       </w:r>
       <w:r>
         <w:rPr>
@@ -554,9 +544,6 @@
         <w:jc w:val="center"/>
       </w:pPr>
       <w:r>
-        <w:t xml:space="preserve"> </w:t>
-      </w:r>
-      <w:r>
         <w:rPr>
           <w:sz w:val="19"/>
         </w:rPr>
@@ -568,9 +555,6 @@
           <w:sz w:val="19"/>
         </w:rPr>
         <w:t xml:space="preserve">Internal Use Only</w:t>
-      </w:r>
-      <w:r>
-        <w:t xml:space="preserve"> </w:t>
       </w:r>
     </w:p>
     <w:p>
@@ -593,9 +577,6 @@
         <w:jc w:val="center"/>
       </w:pPr>
       <w:r>
-        <w:t xml:space="preserve"> </w:t>
-      </w:r>
-      <w:r>
         <w:rPr>
           <w:vertAlign w:val="superscript"/>
         </w:rPr>
@@ -614,7 +595,7 @@
         </w:r>
       </w:hyperlink>
       <w:r>
-        <w:t xml:space="preserve"> for methodology. </w:t>
+        <w:t xml:space="preserve"> for methodology.</w:t>
       </w:r>
     </w:p>
     <w:p>

--- a/src/OpenXmlHtml.Tests/WordStyleComboTests.FullFeatureDocx.DotNet.verified.docx
+++ b/src/OpenXmlHtml.Tests/WordStyleComboTests.FullFeatureDocx.DotNet.verified.docx
@@ -32,7 +32,7 @@
         <w:ind w:firstLine="720"/>
       </w:pPr>
       <w:r>
-        <w:t xml:space="preserve">This report covers the </w:t>
+        <w:t xml:space="preserve"> This report covers the </w:t>
       </w:r>
       <w:r>
         <w:rPr>
@@ -60,7 +60,7 @@
         <w:t xml:space="preserve">cloud services</w:t>
       </w:r>
       <w:r>
-        <w:t xml:space="preserve"> division.</w:t>
+        <w:t xml:space="preserve"> division. </w:t>
       </w:r>
     </w:p>
     <w:p>
@@ -290,7 +290,7 @@
         <w:t xml:space="preserve">Cloud expansion</w:t>
       </w:r>
       <w:r>
-        <w:t xml:space="preserve"> — migrate remaining on-prem clients</w:t>
+        <w:t xml:space="preserve"> — migrate remaining on-prem clients </w:t>
       </w:r>
     </w:p>
     <w:p>
@@ -338,6 +338,11 @@
       </w:r>
     </w:p>
     <w:p>
+      <w:r>
+        <w:t xml:space="preserve"> </w:t>
+      </w:r>
+    </w:p>
+    <w:p>
       <w:pPr>
         <w:pStyle w:val="ListParagraph"/>
         <w:numPr>
@@ -365,7 +370,7 @@
         <w:footnoteReference w:id="1"/>
       </w:r>
       <w:r>
-        <w:t xml:space="preserve"> capabilities</w:t>
+        <w:t xml:space="preserve"> capabilities </w:t>
       </w:r>
     </w:p>
     <w:p>
@@ -395,6 +400,11 @@
       </w:r>
     </w:p>
     <w:p>
+      <w:r>
+        <w:t xml:space="preserve"> </w:t>
+      </w:r>
+    </w:p>
+    <w:p>
       <w:pPr>
         <w:pStyle w:val="ListParagraph"/>
         <w:numPr>
@@ -433,7 +443,7 @@
     </w:p>
     <w:p>
       <w:r>
-        <w:t xml:space="preserve">Market volatility and regulatory changes remain the </w:t>
+        <w:t xml:space="preserve"> Market volatility and regulatory changes remain the </w:t>
       </w:r>
       <w:r>
         <w:rPr>
@@ -544,6 +554,9 @@
         <w:jc w:val="center"/>
       </w:pPr>
       <w:r>
+        <w:t xml:space="preserve"> </w:t>
+      </w:r>
+      <w:r>
         <w:rPr>
           <w:sz w:val="19"/>
         </w:rPr>
@@ -555,6 +568,9 @@
           <w:sz w:val="19"/>
         </w:rPr>
         <w:t xml:space="preserve">Internal Use Only</w:t>
+      </w:r>
+      <w:r>
+        <w:t xml:space="preserve"> </w:t>
       </w:r>
     </w:p>
     <w:p>
@@ -577,6 +593,9 @@
         <w:jc w:val="center"/>
       </w:pPr>
       <w:r>
+        <w:t xml:space="preserve"> </w:t>
+      </w:r>
+      <w:r>
         <w:rPr>
           <w:vertAlign w:val="superscript"/>
         </w:rPr>
@@ -595,7 +614,7 @@
         </w:r>
       </w:hyperlink>
       <w:r>
-        <w:t xml:space="preserve"> for methodology.</w:t>
+        <w:t xml:space="preserve"> for methodology. </w:t>
       </w:r>
     </w:p>
     <w:p>
